--- a/docs/template_nacladnaya_proh.docx
+++ b/docs/template_nacladnaya_proh.docx
@@ -4,7 +4,7 @@
   <w:body>
     <w:tbl>
       <w:tblPr>
-        <w:tblW w:w="15749" w:type="dxa"/>
+        <w:tblW w:w="0" w:type="auto"/>
         <w:tblInd w:w="8" w:type="dxa"/>
         <w:tblLayout w:type="fixed"/>
         <w:tblCellMar>
